--- a/hin/docx/044.content.docx
+++ b/hin/docx/044.content.docx
@@ -150,26 +150,6 @@
           <w:lang w:val="hi_IN" w:bidi="hi_IN"/>
         </w:rPr>
         <w:t>दर</w:t>
-      </w:r>
-      <w:r>
-        <w:rPr>
-          <w:lang w:val="hi_IN" w:bidi="hi_IN"/>
-        </w:rPr>
-      </w:r>
-    </w:p>
-    <w:p>
-      <w:pPr/>
-      <w:r>
-        <w:rPr>
-          <w:lang w:val="hi_IN" w:bidi="hi_IN"/>
-        </w:rPr>
-      </w:r>
-      <w:r>
-        <w:rPr>
-          <w:i/>
-          <w:lang w:val="hi_IN" w:bidi="hi_IN"/>
-        </w:rPr>
-        <w:t>द्रुसिल्ला</w:t>
       </w:r>
       <w:r>
         <w:rPr>

--- a/hin/docx/044.content.docx
+++ b/hin/docx/044.content.docx
@@ -19,7 +19,7 @@
         <w:rPr>
           <w:lang w:val="hi_IN" w:bidi="hi_IN"/>
         </w:rPr>
-        <w:t>Resource: बाइबल कोश (टिंडेल)</w:t>
+        <w:t>Resource: Tyndale Open Bible Dictionary</w:t>
       </w:r>
       <w:r>
         <w:rPr>
@@ -112,7 +112,7 @@
         <w:rPr>
           <w:lang w:val="hi_IN" w:bidi="hi_IN"/>
         </w:rPr>
-        <w:t>बाइबल कोश (टिंडेल)</w:t>
+        <w:t>Tyndale Open Bible Dictionary</w:t>
       </w:r>
     </w:p>
     <w:p>

--- a/hin/docx/044.content.docx
+++ b/hin/docx/044.content.docx
@@ -149,7 +149,7 @@
         <w:rPr>
           <w:lang w:val="hi_IN" w:bidi="hi_IN"/>
         </w:rPr>
-        <w:t>दर</w:t>
+        <w:t>दव</w:t>
       </w:r>
       <w:r>
         <w:rPr>
@@ -212,7 +212,7 @@
         <w:rPr>
           <w:lang w:val="hi_IN" w:bidi="hi_IN"/>
         </w:rPr>
-        <w:t>द्रुसिल्ला</w:t>
+        <w:t>द्वारपाल</w:t>
       </w:r>
       <w:r>
         <w:rPr>
@@ -231,7 +231,7 @@
         <w:rPr>
           <w:lang w:val="hi_IN" w:bidi="hi_IN"/>
         </w:rPr>
-        <w:t>यहूदिया राजा हेरोदेस अग्रिप्पा की तीसरी और सबसे छोटी बेटी। यहूदिनी, द्रुसिल्ला का जन्म लगभग 38 ईस्वी में हुआ था और उनकी दो बहनें थीं, बिरनीके और मरियामे। उसकी मंगनी कोमैगेने के राजकुमार एपीफानेस से हो गई, लेकिन यहूदी धर्म में परिवर्तित होने से इनकार करने के परिणामस्वरूप मंगनी टूट गई।</w:t>
+        <w:t>एक व्यक्ति जो पहरेदारी करता है और प्रवेश द्वार पर नज़र रखता है, वह इमारत में प्रवेश को नियन्त्रित करता है। बाइबल में द्वारपालों का महत्वपूर्ण कार्य पवित्र स्थानों जैसे यरूशलेम के मन्दिर की रक्षा करना था। वे यह नियन्त्रित करते थे कि कौन प्रवेश कर सकता है और यह सुनिश्चित करते थे कि इमारत सुरक्षित रहे।</w:t>
       </w:r>
     </w:p>
     <w:p>
@@ -243,9 +243,38 @@
       </w:r>
       <w:r>
         <w:rPr>
-          <w:lang w:val="hi_IN" w:bidi="hi_IN"/>
-        </w:rPr>
-        <w:t>द्रुसिल्ला के भाई अग्रिप्पा द्वितीय ने फिर उसकी शादी एमेसा के राजा अजीजुस से करवाई, जिन्होंने खतना करवाने के लिए सहमति दी। विवाह के तुरन्त बाद, यहूदिया के गैर-यहूदी गवर्नर फेलिक्स, 16 वर्षीय द्रुसिल्ला के प्रेम में पड़ गए। 54 ईस्वी के आसपास उसने उसे यहूदी व्यवस्था तोड़ने और अपने पति को छोड़कर उससे शादी करने के लिए राजी किया।</w:t>
+          <w:i/>
+          <w:lang w:val="hi_IN" w:bidi="hi_IN"/>
+        </w:rPr>
+        <w:t>देखें</w:t>
+      </w:r>
+      <w:r>
+        <w:rPr>
+          <w:lang w:val="hi_IN" w:bidi="hi_IN"/>
+        </w:rPr>
+        <w:t xml:space="preserve"> </w:t>
+      </w:r>
+      <w:r>
+        <w:rPr>
+          <w:lang w:val="hi_IN" w:bidi="hi_IN"/>
+        </w:rPr>
+        <w:t>द्वारपाल</w:t>
+      </w:r>
+      <w:r>
+        <w:rPr>
+          <w:lang w:val="hi_IN" w:bidi="hi_IN"/>
+        </w:rPr>
+        <w:t>।</w:t>
+      </w:r>
+      <w:r>
+        <w:rPr>
+          <w:lang w:val="hi_IN" w:bidi="hi_IN"/>
+        </w:rPr>
+      </w:r>
+      <w:r>
+        <w:rPr>
+          <w:lang w:val="hi_IN" w:bidi="hi_IN"/>
+        </w:rPr>
       </w:r>
     </w:p>
     <w:p>
@@ -255,29 +284,294 @@
           <w:lang w:val="hi_IN" w:bidi="hi_IN"/>
         </w:rPr>
       </w:r>
-      <w:r>
-        <w:rPr>
-          <w:lang w:val="hi_IN" w:bidi="hi_IN"/>
-        </w:rPr>
-        <w:t>जब पौलुस कैसरिया में कैद थे तब द्रुसिल्ला और फेलिक्स ने प्रेरित पौलुस के द्वारा सुसमाचार की घोषणा सुनी (</w:t>
-      </w:r>
-      <w:hyperlink r:id="rId13">
-        <w:r>
-          <w:rPr>
-            <w:lang w:val="hi_IN" w:bidi="hi_IN"/>
-          </w:rPr>
-          <w:rPr>
-            <w:color w:val="0000EE"/>
-            <w:u w:val="single"/>
-          </w:rPr>
-          <w:t>प्रेरि 24:24</w:t>
-        </w:r>
-      </w:hyperlink>
-      <w:r>
-        <w:rPr>
-          <w:lang w:val="hi_IN" w:bidi="hi_IN"/>
-        </w:rPr>
-        <w:t>)। उनका पुत्र, अग्रिप्पा, 79 ईस्वी में इतालियानी ज्वालामुखी वेसुवियस के फटने से नाश हो गया।</w:t>
+    </w:p>
+    <w:p>
+      <w:pPr>
+        <w:pStyle w:val="Heading2"/>
+      </w:pPr>
+      <w:r>
+        <w:rPr>
+          <w:lang w:val="hi_IN" w:bidi="hi_IN"/>
+        </w:rPr>
+        <w:t>द्वारपाल</w:t>
+      </w:r>
+      <w:r>
+        <w:rPr>
+          <w:lang w:val="hi_IN" w:bidi="hi_IN"/>
+        </w:rPr>
+      </w:r>
+    </w:p>
+    <w:p>
+      <w:pPr/>
+      <w:r>
+        <w:rPr>
+          <w:lang w:val="hi_IN" w:bidi="hi_IN"/>
+        </w:rPr>
+      </w:r>
+      <w:r>
+        <w:rPr>
+          <w:lang w:val="hi_IN" w:bidi="hi_IN"/>
+        </w:rPr>
+        <w:t>“द्वारपाल” का केजेवी में अनुवाद।</w:t>
+      </w:r>
+      <w:r>
+        <w:rPr>
+          <w:lang w:val="hi_IN" w:bidi="hi_IN"/>
+        </w:rPr>
+      </w:r>
+      <w:r>
+        <w:rPr>
+          <w:lang w:val="hi_IN" w:bidi="hi_IN"/>
+        </w:rPr>
+      </w:r>
+    </w:p>
+    <w:p>
+      <w:pPr/>
+      <w:r>
+        <w:rPr>
+          <w:lang w:val="hi_IN" w:bidi="hi_IN"/>
+        </w:rPr>
+      </w:r>
+    </w:p>
+    <w:p>
+      <w:pPr>
+        <w:pStyle w:val="Heading2"/>
+      </w:pPr>
+      <w:r>
+        <w:rPr>
+          <w:lang w:val="hi_IN" w:bidi="hi_IN"/>
+        </w:rPr>
+        <w:t>द्वार-भेदी हथियार</w:t>
+      </w:r>
+      <w:r>
+        <w:rPr>
+          <w:lang w:val="hi_IN" w:bidi="hi_IN"/>
+        </w:rPr>
+      </w:r>
+    </w:p>
+    <w:p>
+      <w:pPr/>
+      <w:r>
+        <w:rPr>
+          <w:lang w:val="hi_IN" w:bidi="hi_IN"/>
+        </w:rPr>
+      </w:r>
+      <w:r>
+        <w:rPr>
+          <w:lang w:val="hi_IN" w:bidi="hi_IN"/>
+        </w:rPr>
+        <w:t xml:space="preserve">प्राचीन युद्ध यंत्र जिसमें एक भारी लकड़ी का लट्ठा होता था, जिसका उपयोग फाटकों या शहरपनाहों को तोड़ने के लिये किया जाता था। कुछ द्वार-भेदी हथियारों के लट्ठे के सिरे पर लोहे का मेंढ़े का सिर होता था। </w:t>
+      </w:r>
+    </w:p>
+    <w:p>
+      <w:pPr/>
+      <w:r>
+        <w:rPr>
+          <w:lang w:val="hi_IN" w:bidi="hi_IN"/>
+        </w:rPr>
+      </w:r>
+      <w:r>
+        <w:rPr>
+          <w:i/>
+          <w:lang w:val="hi_IN" w:bidi="hi_IN"/>
+        </w:rPr>
+        <w:t>देखें</w:t>
+      </w:r>
+      <w:r>
+        <w:rPr>
+          <w:lang w:val="hi_IN" w:bidi="hi_IN"/>
+        </w:rPr>
+        <w:t xml:space="preserve"> </w:t>
+      </w:r>
+      <w:r>
+        <w:rPr>
+          <w:lang w:val="hi_IN" w:bidi="hi_IN"/>
+        </w:rPr>
+        <w:t>कवच और हथियार</w:t>
+      </w:r>
+      <w:r>
+        <w:rPr>
+          <w:lang w:val="hi_IN" w:bidi="hi_IN"/>
+        </w:rPr>
+        <w:t>।</w:t>
+      </w:r>
+    </w:p>
+    <w:p>
+      <w:pPr/>
+      <w:r>
+        <w:rPr>
+          <w:lang w:val="hi_IN" w:bidi="hi_IN"/>
+        </w:rPr>
+      </w:r>
+      <w:r>
+        <w:rPr>
+          <w:lang w:val="hi_IN" w:bidi="hi_IN"/>
+        </w:rPr>
+      </w:r>
+      <w:r>
+        <w:rPr>
+          <w:lang w:val="hi_IN" w:bidi="hi_IN"/>
+        </w:rPr>
+      </w:r>
+    </w:p>
+    <w:p>
+      <w:pPr/>
+      <w:r>
+        <w:rPr>
+          <w:lang w:val="hi_IN" w:bidi="hi_IN"/>
+        </w:rPr>
+      </w:r>
+    </w:p>
+    <w:p>
+      <w:pPr>
+        <w:pStyle w:val="Heading2"/>
+      </w:pPr>
+      <w:r>
+        <w:rPr>
+          <w:lang w:val="hi_IN" w:bidi="hi_IN"/>
+        </w:rPr>
+        <w:t>द्वितीय-यशायाह</w:t>
+      </w:r>
+      <w:r>
+        <w:rPr>
+          <w:lang w:val="hi_IN" w:bidi="hi_IN"/>
+        </w:rPr>
+      </w:r>
+    </w:p>
+    <w:p>
+      <w:pPr/>
+      <w:r>
+        <w:rPr>
+          <w:lang w:val="hi_IN" w:bidi="hi_IN"/>
+        </w:rPr>
+      </w:r>
+      <w:r>
+        <w:rPr>
+          <w:lang w:val="hi_IN" w:bidi="hi_IN"/>
+        </w:rPr>
+        <w:t>द्वितीय-यशायाह (जिसका अर्थ है "दूसरा यशायाह") एक शब्द है जिसका उपयोग कुछ विद्वान यशायाह की पुस्तक के अध्याय 40–66 के लिए करते हैं। शब्द "द्वितीय" यूनानी से आता है और इसका अर्थ है "दूसरा।" ये विद्वान मानते हैं कि ये अध्याय, अध्याय 1–39 से भिन्न लेखक द्वारा लिखे गए हो सकते हैं, हालांकि अन्य विद्वान इससे असहमत हैं।</w:t>
+      </w:r>
+    </w:p>
+    <w:p>
+      <w:pPr/>
+      <w:r>
+        <w:rPr>
+          <w:lang w:val="hi_IN" w:bidi="hi_IN"/>
+        </w:rPr>
+      </w:r>
+      <w:r>
+        <w:rPr>
+          <w:i/>
+          <w:lang w:val="hi_IN" w:bidi="hi_IN"/>
+        </w:rPr>
+        <w:t>देखें</w:t>
+      </w:r>
+      <w:r>
+        <w:rPr>
+          <w:lang w:val="hi_IN" w:bidi="hi_IN"/>
+        </w:rPr>
+        <w:t xml:space="preserve"> </w:t>
+      </w:r>
+      <w:r>
+        <w:rPr>
+          <w:lang w:val="hi_IN" w:bidi="hi_IN"/>
+        </w:rPr>
+        <w:t>यशायाह की पुस्तक</w:t>
+      </w:r>
+      <w:r>
+        <w:rPr>
+          <w:lang w:val="hi_IN" w:bidi="hi_IN"/>
+        </w:rPr>
+        <w:t>।</w:t>
+      </w:r>
+      <w:r>
+        <w:rPr>
+          <w:lang w:val="hi_IN" w:bidi="hi_IN"/>
+        </w:rPr>
+      </w:r>
+      <w:r>
+        <w:rPr>
+          <w:lang w:val="hi_IN" w:bidi="hi_IN"/>
+        </w:rPr>
+      </w:r>
+    </w:p>
+    <w:p>
+      <w:pPr/>
+      <w:r>
+        <w:rPr>
+          <w:lang w:val="hi_IN" w:bidi="hi_IN"/>
+        </w:rPr>
+      </w:r>
+    </w:p>
+    <w:p>
+      <w:pPr>
+        <w:pStyle w:val="Heading2"/>
+      </w:pPr>
+      <w:r>
+        <w:rPr>
+          <w:lang w:val="hi_IN" w:bidi="hi_IN"/>
+        </w:rPr>
+        <w:t>द्विविवाह</w:t>
+      </w:r>
+      <w:r>
+        <w:rPr>
+          <w:lang w:val="hi_IN" w:bidi="hi_IN"/>
+        </w:rPr>
+      </w:r>
+    </w:p>
+    <w:p>
+      <w:pPr/>
+      <w:r>
+        <w:rPr>
+          <w:lang w:val="hi_IN" w:bidi="hi_IN"/>
+        </w:rPr>
+      </w:r>
+      <w:r>
+        <w:rPr>
+          <w:lang w:val="hi_IN" w:bidi="hi_IN"/>
+        </w:rPr>
+        <w:t xml:space="preserve">न्यायिक रूप से किसी से विवाहित होने के बावजूद दूसरी पत्नी से विवाह करना। </w:t>
+      </w:r>
+      <w:r>
+        <w:rPr>
+          <w:i/>
+          <w:lang w:val="hi_IN" w:bidi="hi_IN"/>
+        </w:rPr>
+        <w:t>देखें</w:t>
+      </w:r>
+      <w:r>
+        <w:rPr>
+          <w:lang w:val="hi_IN" w:bidi="hi_IN"/>
+        </w:rPr>
+        <w:t xml:space="preserve"> </w:t>
+      </w:r>
+      <w:r>
+        <w:rPr>
+          <w:lang w:val="hi_IN" w:bidi="hi_IN"/>
+        </w:rPr>
+        <w:t>विवाह, विवाह की रीति</w:t>
+      </w:r>
+      <w:r>
+        <w:rPr>
+          <w:lang w:val="hi_IN" w:bidi="hi_IN"/>
+        </w:rPr>
+        <w:t>।</w:t>
+      </w:r>
+    </w:p>
+    <w:p>
+      <w:pPr/>
+      <w:r>
+        <w:rPr>
+          <w:lang w:val="hi_IN" w:bidi="hi_IN"/>
+        </w:rPr>
+      </w:r>
+    </w:p>
+    <w:p>
+      <w:pPr/>
+      <w:r>
+        <w:rPr>
+          <w:lang w:val="hi_IN" w:bidi="hi_IN"/>
+        </w:rPr>
       </w:r>
       <w:r>
         <w:rPr>

--- a/hin/docx/044.content.docx
+++ b/hin/docx/044.content.docx
@@ -19,7 +19,7 @@
         <w:rPr>
           <w:lang w:val="hi_IN" w:bidi="hi_IN"/>
         </w:rPr>
-        <w:t>Resource: Tyndale Open Bible Dictionary</w:t>
+        <w:t>Resource: Aquifer Open Bible Dictionary</w:t>
       </w:r>
       <w:r>
         <w:rPr>
@@ -112,7 +112,7 @@
         <w:rPr>
           <w:lang w:val="hi_IN" w:bidi="hi_IN"/>
         </w:rPr>
-        <w:t>Tyndale Open Bible Dictionary</w:t>
+        <w:t>Aquifer Open Bible Dictionary</w:t>
       </w:r>
     </w:p>
     <w:p>
